--- a/docs/Helmholtz_decomposition.docx
+++ b/docs/Helmholtz_decomposition.docx
@@ -16,6 +16,278 @@
       </w:r>
     </w:p>
     <w:p/>
+    <w:p>
+      <w:r>
+        <w:rPr>
+          <w:b/>
+          <w:bCs/>
+        </w:rPr>
+        <w:t>Notation</w:t>
+      </w:r>
+    </w:p>
+    <w:p>
+      <w:pPr>
+        <w:rPr>
+          <w:rFonts w:eastAsiaTheme="minorEastAsia"/>
+        </w:rPr>
+      </w:pPr>
+      <m:oMath>
+        <m:sSup>
+          <m:sSupPr>
+            <m:ctrlPr>
+              <w:rPr>
+                <w:rFonts w:ascii="Cambria Math" w:hAnsi="Cambria Math"/>
+                <w:i/>
+              </w:rPr>
+            </m:ctrlPr>
+          </m:sSupPr>
+          <m:e>
+            <m:r>
+              <w:rPr>
+                <w:rFonts w:ascii="Cambria Math" w:hAnsi="Cambria Math"/>
+              </w:rPr>
+              <m:t>C</m:t>
+            </m:r>
+          </m:e>
+          <m:sup>
+            <m:r>
+              <w:rPr>
+                <w:rFonts w:ascii="Cambria Math" w:hAnsi="Cambria Math"/>
+              </w:rPr>
+              <m:t>1</m:t>
+            </m:r>
+          </m:sup>
+        </m:sSup>
+      </m:oMath>
+      <w:r>
+        <w:rPr>
+          <w:rFonts w:eastAsiaTheme="minorEastAsia"/>
+        </w:rPr>
+        <w:t xml:space="preserve"> – the class of once continuously differentiable functions</w:t>
+      </w:r>
+      <w:r>
+        <w:rPr>
+          <w:rFonts w:eastAsiaTheme="minorEastAsia"/>
+        </w:rPr>
+        <w:t>; functions whose first partial derivatives exist and are continuous everywhere on the domain.</w:t>
+      </w:r>
+    </w:p>
+    <w:p>
+      <w:pPr>
+        <w:rPr>
+          <w:rFonts w:eastAsiaTheme="minorEastAsia"/>
+        </w:rPr>
+      </w:pPr>
+    </w:p>
+    <w:p>
+      <w:pPr>
+        <w:rPr>
+          <w:rFonts w:eastAsiaTheme="minorEastAsia"/>
+        </w:rPr>
+      </w:pPr>
+      <m:oMath>
+        <m:r>
+          <m:rPr>
+            <m:sty m:val="bi"/>
+          </m:rPr>
+          <w:rPr>
+            <w:rFonts w:ascii="Cambria Math" w:eastAsiaTheme="minorEastAsia" w:hAnsi="Cambria Math"/>
+          </w:rPr>
+          <m:t>F</m:t>
+        </m:r>
+        <m:r>
+          <w:rPr>
+            <w:rFonts w:ascii="Cambria Math" w:eastAsiaTheme="minorEastAsia" w:hAnsi="Cambria Math"/>
+          </w:rPr>
+          <m:t>∈</m:t>
+        </m:r>
+        <m:sSup>
+          <m:sSupPr>
+            <m:ctrlPr>
+              <w:rPr>
+                <w:rFonts w:ascii="Cambria Math" w:hAnsi="Cambria Math"/>
+                <w:i/>
+              </w:rPr>
+            </m:ctrlPr>
+          </m:sSupPr>
+          <m:e>
+            <m:r>
+              <w:rPr>
+                <w:rFonts w:ascii="Cambria Math" w:hAnsi="Cambria Math"/>
+              </w:rPr>
+              <m:t>C</m:t>
+            </m:r>
+          </m:e>
+          <m:sup>
+            <m:r>
+              <w:rPr>
+                <w:rFonts w:ascii="Cambria Math" w:hAnsi="Cambria Math"/>
+              </w:rPr>
+              <m:t>1</m:t>
+            </m:r>
+          </m:sup>
+        </m:sSup>
+      </m:oMath>
+      <w:r>
+        <w:rPr>
+          <w:rFonts w:eastAsiaTheme="minorEastAsia"/>
+        </w:rPr>
+        <w:t xml:space="preserve"> – the vector field belongs to the class of continuously differentiable functions; each component </w:t>
+      </w:r>
+      <m:oMath>
+        <m:sSub>
+          <m:sSubPr>
+            <m:ctrlPr>
+              <w:rPr>
+                <w:rFonts w:ascii="Cambria Math" w:eastAsiaTheme="minorEastAsia" w:hAnsi="Cambria Math"/>
+                <w:i/>
+              </w:rPr>
+            </m:ctrlPr>
+          </m:sSubPr>
+          <m:e>
+            <m:r>
+              <w:rPr>
+                <w:rFonts w:ascii="Cambria Math" w:eastAsiaTheme="minorEastAsia" w:hAnsi="Cambria Math"/>
+              </w:rPr>
+              <m:t>F</m:t>
+            </m:r>
+          </m:e>
+          <m:sub>
+            <m:r>
+              <w:rPr>
+                <w:rFonts w:ascii="Cambria Math" w:eastAsiaTheme="minorEastAsia" w:hAnsi="Cambria Math"/>
+              </w:rPr>
+              <m:t>i</m:t>
+            </m:r>
+          </m:sub>
+        </m:sSub>
+      </m:oMath>
+      <w:r>
+        <w:rPr>
+          <w:rFonts w:eastAsiaTheme="minorEastAsia"/>
+        </w:rPr>
+        <w:t xml:space="preserve"> has continuous partial derivatives </w:t>
+      </w:r>
+    </w:p>
+    <w:p>
+      <w:pPr>
+        <w:rPr>
+          <w:rFonts w:eastAsiaTheme="minorEastAsia"/>
+        </w:rPr>
+      </w:pPr>
+    </w:p>
+    <w:p>
+      <w:pPr>
+        <w:rPr>
+          <w:rFonts w:eastAsiaTheme="minorEastAsia"/>
+        </w:rPr>
+      </w:pPr>
+      <m:oMath>
+        <m:sSup>
+          <m:sSupPr>
+            <m:ctrlPr>
+              <w:rPr>
+                <w:rFonts w:ascii="Cambria Math" w:hAnsi="Cambria Math"/>
+                <w:i/>
+              </w:rPr>
+            </m:ctrlPr>
+          </m:sSupPr>
+          <m:e>
+            <m:r>
+              <w:rPr>
+                <w:rFonts w:ascii="Cambria Math" w:hAnsi="Cambria Math"/>
+              </w:rPr>
+              <m:t>C</m:t>
+            </m:r>
+          </m:e>
+          <m:sup>
+            <m:r>
+              <w:rPr>
+                <w:rFonts w:ascii="Cambria Math" w:hAnsi="Cambria Math"/>
+              </w:rPr>
+              <m:t>k</m:t>
+            </m:r>
+          </m:sup>
+        </m:sSup>
+        <m:d>
+          <m:dPr>
+            <m:ctrlPr>
+              <w:rPr>
+                <w:rFonts w:ascii="Cambria Math" w:hAnsi="Cambria Math"/>
+                <w:i/>
+              </w:rPr>
+            </m:ctrlPr>
+          </m:dPr>
+          <m:e>
+            <m:r>
+              <m:rPr>
+                <m:sty m:val="p"/>
+              </m:rPr>
+              <w:rPr>
+                <w:rFonts w:ascii="Cambria Math" w:hAnsi="Cambria Math"/>
+              </w:rPr>
+              <m:t>Ω</m:t>
+            </m:r>
+          </m:e>
+        </m:d>
+      </m:oMath>
+      <w:r>
+        <w:rPr>
+          <w:rFonts w:eastAsiaTheme="minorEastAsia"/>
+        </w:rPr>
+        <w:t xml:space="preserve"> - </w:t>
+      </w:r>
+    </w:p>
+    <w:p>
+      <w:pPr>
+        <w:rPr>
+          <w:rFonts w:eastAsiaTheme="minorEastAsia"/>
+        </w:rPr>
+      </w:pPr>
+    </w:p>
+    <w:p>
+      <w:pPr>
+        <w:rPr>
+          <w:rFonts w:eastAsiaTheme="minorEastAsia"/>
+        </w:rPr>
+      </w:pPr>
+      <w:r>
+        <w:rPr>
+          <w:rFonts w:eastAsiaTheme="minorEastAsia"/>
+          <w:b/>
+          <w:bCs/>
+        </w:rPr>
+        <w:t>Definition</w:t>
+      </w:r>
+      <w:r>
+        <w:rPr>
+          <w:rFonts w:eastAsiaTheme="minorEastAsia"/>
+        </w:rPr>
+        <w:t xml:space="preserve"> </w:t>
+      </w:r>
+      <w:r>
+        <w:rPr>
+          <w:rFonts w:eastAsiaTheme="minorEastAsia"/>
+          <w:i/>
+          <w:iCs/>
+        </w:rPr>
+        <w:t>Helmholtz decomposition</w:t>
+      </w:r>
+    </w:p>
+    <w:p>
+      <w:pPr>
+        <w:rPr>
+          <w:rFonts w:eastAsiaTheme="minorEastAsia"/>
+        </w:rPr>
+      </w:pPr>
+    </w:p>
+    <w:p>
+      <w:pPr>
+        <w:rPr>
+          <w:rFonts w:eastAsiaTheme="minorEastAsia"/>
+        </w:rPr>
+      </w:pPr>
+    </w:p>
     <w:p/>
     <w:p/>
     <w:p>
@@ -985,6 +1257,16 @@
       <w:shd w:val="clear" w:color="auto" w:fill="E1DFDD"/>
     </w:rPr>
   </w:style>
+  <w:style w:type="character" w:styleId="PlaceholderText">
+    <w:name w:val="Placeholder Text"/>
+    <w:basedOn w:val="DefaultParagraphFont"/>
+    <w:uiPriority w:val="99"/>
+    <w:semiHidden/>
+    <w:rsid w:val="006A4A87"/>
+    <w:rPr>
+      <w:color w:val="666666"/>
+    </w:rPr>
+  </w:style>
 </w:styles>
 </file>
 
